--- a/homework/module-01-exploring-life-science-questions.docx
+++ b/homework/module-01-exploring-life-science-questions.docx
@@ -3,96 +3,153 @@
 <w:document xmlns:wpc="http://schemas.microsoft.com/office/word/2010/wordprocessingCanvas" xmlns:mo="http://schemas.microsoft.com/office/mac/office/2008/main" xmlns:mc="http://schemas.openxmlformats.org/markup-compatibility/2006" xmlns:mv="urn:schemas-microsoft-com:mac:vml" xmlns:o="urn:schemas-microsoft-com:office:office" xmlns:r="http://schemas.openxmlformats.org/officeDocument/2006/relationships" xmlns:m="http://schemas.openxmlformats.org/officeDocument/2006/math" xmlns:v="urn:schemas-microsoft-com:vml" xmlns:wp14="http://schemas.microsoft.com/office/word/2010/wordprocessingDrawing" xmlns:wp="http://schemas.openxmlformats.org/drawingml/2006/wordprocessingDrawing" xmlns:w10="urn:schemas-microsoft-com:office:word" xmlns:w="http://schemas.openxmlformats.org/wordprocessingml/2006/main" xmlns:w14="http://schemas.microsoft.com/office/word/2010/wordml" xmlns:wpg="http://schemas.microsoft.com/office/word/2010/wordprocessingGroup" xmlns:wpi="http://schemas.microsoft.com/office/word/2010/wordprocessingInk" xmlns:wne="http://schemas.microsoft.com/office/word/2006/wordml" xmlns:wps="http://schemas.microsoft.com/office/word/2010/wordprocessingShape" mc:Ignorable="w14 wp14">
   <w:body>
     <w:p>
+      <w:pPr>
+        <w:pStyle w:val="Heading1"/>
+      </w:pPr>
       <w:r>
         <w:t>Module 01: Exploring Life Science — Study Questions</w:t>
       </w:r>
     </w:p>
     <w:p>
       <w:r>
+        <w:br/>
+      </w:r>
+      <w:r>
         <w:t>What are the seven characteristics shared by all living organisms?</w:t>
       </w:r>
     </w:p>
     <w:p>
+      <w:r>
+        <w:br/>
+      </w:r>
       <w:r>
         <w:t>How would you determine whether a growing crystal is living or non-living?</w:t>
       </w:r>
     </w:p>
     <w:p>
       <w:r>
+        <w:br/>
+      </w:r>
+      <w:r>
         <w:t>Why is maintaining homeostasis essential for an organism's survival?</w:t>
       </w:r>
     </w:p>
     <w:p>
+      <w:r>
+        <w:br/>
+      </w:r>
       <w:r>
         <w:t>How does a plant seedling demonstrate the characteristic of "response to stimuli"?</w:t>
       </w:r>
     </w:p>
     <w:p>
       <w:r>
+        <w:br/>
+      </w:r>
+      <w:r>
         <w:t>What is the difference between a hypothesis and a scientific theory?</w:t>
       </w:r>
     </w:p>
     <w:p>
+      <w:r>
+        <w:br/>
+      </w:r>
       <w:r>
         <w:t>In an experiment testing whether fertilizer helps plants grow taller, identify the independent variable and dependent variable.</w:t>
       </w:r>
     </w:p>
     <w:p>
       <w:r>
+        <w:br/>
+      </w:r>
+      <w:r>
         <w:t>Why is a control group important in scientific experiments?</w:t>
       </w:r>
     </w:p>
     <w:p>
+      <w:r>
+        <w:br/>
+      </w:r>
       <w:r>
         <w:t>A scientist notices mice in one cage are more active than mice in another cage. Propose two hypotheses that could explain this observation.</w:t>
       </w:r>
     </w:p>
     <w:p>
       <w:r>
+        <w:br/>
+      </w:r>
+      <w:r>
         <w:t>List the levels of biological organization in order from atom to biosphere.</w:t>
       </w:r>
     </w:p>
     <w:p>
+      <w:r>
+        <w:br/>
+      </w:r>
       <w:r>
         <w:t>At which level of organization would you study the heart, lungs, and blood vessels working together?</w:t>
       </w:r>
     </w:p>
     <w:p>
       <w:r>
+        <w:br/>
+      </w:r>
+      <w:r>
         <w:t>How does a single cell differ from a tissue?</w:t>
       </w:r>
     </w:p>
     <w:p>
+      <w:r>
+        <w:br/>
+      </w:r>
       <w:r>
         <w:t>Give an example of an ecosystem and identify its biotic and abiotic components.</w:t>
       </w:r>
     </w:p>
     <w:p>
       <w:r>
+        <w:br/>
+      </w:r>
+      <w:r>
         <w:t>In your own words, explain what natural selection means.</w:t>
       </w:r>
     </w:p>
     <w:p>
+      <w:r>
+        <w:br/>
+      </w:r>
       <w:r>
         <w:t>How might a population of insects develop resistance to a pesticide over several generations?</w:t>
       </w:r>
     </w:p>
     <w:p>
       <w:r>
+        <w:br/>
+      </w:r>
+      <w:r>
         <w:t>Why is genetic variation important for a population's ability to adapt?</w:t>
       </w:r>
     </w:p>
     <w:p>
+      <w:r>
+        <w:br/>
+      </w:r>
       <w:r>
         <w:t>How do the concepts of structure and function relate in biology? Give a specific example.</w:t>
       </w:r>
     </w:p>
     <w:p>
       <w:r>
+        <w:br/>
+      </w:r>
+      <w:r>
         <w:t>How does energy flow through living systems differ from the cycling of matter?</w:t>
       </w:r>
     </w:p>
     <w:p>
+      <w:r>
+        <w:br/>
+      </w:r>
       <w:r>
         <w:t>A new organism is discovered near a deep-sea thermal vent. What characteristics would you look for to confirm it is alive?</w:t>
       </w:r>
